--- a/applications_generated/tiktok_llm_posttraining_engineer_intern_research_pro/ATS_RESUME.docx
+++ b/applications_generated/tiktok_llm_posttraining_engineer_intern_research_pro/ATS_RESUME.docx
@@ -594,31 +594,31 @@
       </w:rPr>
     </w:lvl>
   </w:abstractNum>
-  <w:num w:numId="1" w16cid:durableId="1423989681">
+  <w:num w:numId="1" w16cid:durableId="1421441684">
     <w:abstractNumId w:val="8"/>
   </w:num>
-  <w:num w:numId="2" w16cid:durableId="256518871">
+  <w:num w:numId="2" w16cid:durableId="848761592">
     <w:abstractNumId w:val="6"/>
   </w:num>
-  <w:num w:numId="3" w16cid:durableId="1742673452">
+  <w:num w:numId="3" w16cid:durableId="1888180472">
     <w:abstractNumId w:val="5"/>
   </w:num>
-  <w:num w:numId="4" w16cid:durableId="505361431">
+  <w:num w:numId="4" w16cid:durableId="106777001">
     <w:abstractNumId w:val="4"/>
   </w:num>
-  <w:num w:numId="5" w16cid:durableId="1436365089">
+  <w:num w:numId="5" w16cid:durableId="1329291485">
     <w:abstractNumId w:val="7"/>
   </w:num>
-  <w:num w:numId="6" w16cid:durableId="412246376">
+  <w:num w:numId="6" w16cid:durableId="317610665">
     <w:abstractNumId w:val="3"/>
   </w:num>
-  <w:num w:numId="7" w16cid:durableId="2081324819">
+  <w:num w:numId="7" w16cid:durableId="1206403055">
     <w:abstractNumId w:val="2"/>
   </w:num>
-  <w:num w:numId="8" w16cid:durableId="1663701990">
+  <w:num w:numId="8" w16cid:durableId="1878934344">
     <w:abstractNumId w:val="1"/>
   </w:num>
-  <w:num w:numId="9" w16cid:durableId="2062629418">
+  <w:num w:numId="9" w16cid:durableId="1965773943">
     <w:abstractNumId w:val="0"/>
   </w:num>
 </w:numbering>

--- a/applications_generated/tiktok_llm_posttraining_engineer_intern_research_pro/ATS_RESUME.docx
+++ b/applications_generated/tiktok_llm_posttraining_engineer_intern_research_pro/ATS_RESUME.docx
@@ -594,31 +594,31 @@
       </w:rPr>
     </w:lvl>
   </w:abstractNum>
-  <w:num w:numId="1" w16cid:durableId="1421441684">
+  <w:num w:numId="1" w16cid:durableId="1899240219">
     <w:abstractNumId w:val="8"/>
   </w:num>
-  <w:num w:numId="2" w16cid:durableId="848761592">
+  <w:num w:numId="2" w16cid:durableId="1540623730">
     <w:abstractNumId w:val="6"/>
   </w:num>
-  <w:num w:numId="3" w16cid:durableId="1888180472">
+  <w:num w:numId="3" w16cid:durableId="1507479034">
     <w:abstractNumId w:val="5"/>
   </w:num>
-  <w:num w:numId="4" w16cid:durableId="106777001">
+  <w:num w:numId="4" w16cid:durableId="98258757">
     <w:abstractNumId w:val="4"/>
   </w:num>
-  <w:num w:numId="5" w16cid:durableId="1329291485">
+  <w:num w:numId="5" w16cid:durableId="1634091777">
     <w:abstractNumId w:val="7"/>
   </w:num>
-  <w:num w:numId="6" w16cid:durableId="317610665">
+  <w:num w:numId="6" w16cid:durableId="931010121">
     <w:abstractNumId w:val="3"/>
   </w:num>
-  <w:num w:numId="7" w16cid:durableId="1206403055">
+  <w:num w:numId="7" w16cid:durableId="2049335989">
     <w:abstractNumId w:val="2"/>
   </w:num>
-  <w:num w:numId="8" w16cid:durableId="1878934344">
+  <w:num w:numId="8" w16cid:durableId="1449548357">
     <w:abstractNumId w:val="1"/>
   </w:num>
-  <w:num w:numId="9" w16cid:durableId="1965773943">
+  <w:num w:numId="9" w16cid:durableId="645353928">
     <w:abstractNumId w:val="0"/>
   </w:num>
 </w:numbering>
